--- a/pdf/cumbias/cariñito.docx
+++ b/pdf/cumbias/cariñito.docx
@@ -14,6 +14,12 @@
           <w:lang w:val="es-MX"/>
         </w:rPr>
         <w:t>Cariñito</w:t>
+      </w:r>
+      <w:r>
+        <w:rPr>
+          <w:lang w:val="es-MX"/>
+        </w:rPr>
+        <w:t>}</w:t>
       </w:r>
     </w:p>
     <w:p>
